--- a/TAST_Calculator_v4_2_Quick_Start_Guide.docx
+++ b/TAST_Calculator_v4_2_Quick_Start_Guide.docx
@@ -240,15 +240,15 @@
           <w:sz w:val="22"/>
           <w:szCs w:val="22"/>
         </w:rPr>
-        <w:t xml:space="preserve">Terminology update — </w:t>
-      </w:r>
-      <w:r>
-        <w:rPr>
-          <w:rFonts w:ascii="Arial" w:cs="Arial" w:eastAsia="Arial" w:hAnsi="Arial"/>
-          <w:sz w:val="22"/>
-          <w:szCs w:val="22"/>
-        </w:rPr>
-        <w:t xml:space="preserve">the second input feature has been renamed from </w:t>
+        <w:t xml:space="preserve">Input feature naming — </w:t>
+      </w:r>
+      <w:r>
+        <w:rPr>
+          <w:rFonts w:ascii="Arial" w:cs="Arial" w:eastAsia="Arial" w:hAnsi="Arial"/>
+          <w:sz w:val="22"/>
+          <w:szCs w:val="22"/>
+        </w:rPr>
+        <w:t xml:space="preserve">the second input feature is labelled </w:t>
       </w:r>
       <w:r>
         <w:rPr>
@@ -258,24 +258,6 @@
           <w:sz w:val="22"/>
           <w:szCs w:val="22"/>
         </w:rPr>
-        <w:t xml:space="preserve">tissue scatterer distribution imaging (TSI)</w:t>
-      </w:r>
-      <w:r>
-        <w:rPr>
-          <w:rFonts w:ascii="Arial" w:cs="Arial" w:eastAsia="Arial" w:hAnsi="Arial"/>
-          <w:sz w:val="22"/>
-          <w:szCs w:val="22"/>
-        </w:rPr>
-        <w:t xml:space="preserve"> to </w:t>
-      </w:r>
-      <w:r>
-        <w:rPr>
-          <w:rFonts w:ascii="Arial" w:cs="Arial" w:eastAsia="Arial" w:hAnsi="Arial"/>
-          <w:i/>
-          <w:iCs/>
-          <w:sz w:val="22"/>
-          <w:szCs w:val="22"/>
-        </w:rPr>
         <w:t xml:space="preserve">tissue backscatter statistics imaging (TBI)</w:t>
       </w:r>
       <w:r>
@@ -284,7 +266,7 @@
           <w:sz w:val="22"/>
           <w:szCs w:val="22"/>
         </w:rPr>
-        <w:t xml:space="preserve">. All user-facing labels, input fields, and documentation now refer to TBI. Numerical values and model behavior are unchanged.</w:t>
+        <w:t xml:space="preserve">. All user-facing labels, input fields, and documentation refer to TBI throughout the application.</w:t>
       </w:r>
     </w:p>
     <w:p>
